--- a/Do an cuoi ki/GUI_CHO_BAN_KHO_C.docx
+++ b/Do an cuoi ki/GUI_CHO_BAN_KHO_C.docx
@@ -26,8 +26,9 @@
         <w:pBdr>
           <w:left w:val="single" w:sz="12" w:space="8" w:color="F0A500"/>
         </w:pBdr>
-        <w:spacing w:after="60" w:line="300" w:lineRule="auto"/>
+        <w:spacing w:after="100" w:line="300" w:lineRule="auto"/>
         <w:ind w:left="360"/>
+        <w:jc w:val="both"/>
       </w:pPr>
       <w:r>
         <w:rPr>
@@ -50,7 +51,23 @@
           <w:i/>
           <w:iCs/>
         </w:rPr>
-        <w:t xml:space="preserve"> (Kho Miền Nam, TP. Hồ Chí Minh) trong đồ án CSDL phân tán của nhóm.</w:t>
+        <w:t xml:space="preserve"> (Kho Miền Nam, TP. Hồ Chí Minh) trong đồ án CSDL phân tán của nhóm. Hôm lên lớp ba máy nối với nhau là chạy được ngay — nhưng phải </w:t>
+      </w:r>
+      <w:r>
+        <w:rPr>
+          <w:b/>
+          <w:bCs/>
+          <w:i/>
+          <w:iCs/>
+        </w:rPr>
+        <w:t>cài sẵn ở nhà</w:t>
+      </w:r>
+      <w:r>
+        <w:rPr>
+          <w:i/>
+          <w:iCs/>
+        </w:rPr>
+        <w:t>, vì riêng việc tải SQL Server đã mất gần một tiếng.</w:t>
       </w:r>
     </w:p>
     <w:p>
@@ -58,68 +75,9 @@
         <w:pBdr>
           <w:left w:val="single" w:sz="12" w:space="8" w:color="F0A500"/>
         </w:pBdr>
-        <w:spacing w:after="60" w:line="300" w:lineRule="auto"/>
+        <w:spacing w:after="100" w:line="300" w:lineRule="auto"/>
         <w:ind w:left="360"/>
-      </w:pPr>
-      <w:r>
-        <w:rPr>
-          <w:i/>
-          <w:iCs/>
-        </w:rPr>
-        <w:t xml:space="preserve">Hôm lên lớp ba máy nối với nhau là chạy được ngay — nhưng phải </w:t>
-      </w:r>
-      <w:r>
-        <w:rPr>
-          <w:b/>
-          <w:bCs/>
-          <w:i/>
-          <w:iCs/>
-        </w:rPr>
-        <w:t>cài sẵn ở nhà</w:t>
-      </w:r>
-      <w:r>
-        <w:rPr>
-          <w:i/>
-          <w:iCs/>
-        </w:rPr>
-        <w:t>,</w:t>
-      </w:r>
-    </w:p>
-    <w:p>
-      <w:pPr>
-        <w:pBdr>
-          <w:left w:val="single" w:sz="12" w:space="8" w:color="F0A500"/>
-        </w:pBdr>
-        <w:spacing w:after="60" w:line="300" w:lineRule="auto"/>
-        <w:ind w:left="360"/>
-      </w:pPr>
-      <w:r>
-        <w:rPr>
-          <w:i/>
-          <w:iCs/>
-        </w:rPr>
-        <w:t>vì riêng việc tải SQL Server đã mất gần một tiếng.</w:t>
-      </w:r>
-    </w:p>
-    <w:p>
-      <w:pPr>
-        <w:pBdr>
-          <w:left w:val="single" w:sz="12" w:space="8" w:color="F0A500"/>
-        </w:pBdr>
-        <w:spacing w:after="60" w:line="300" w:lineRule="auto"/>
-        <w:ind w:left="360"/>
-      </w:pPr>
-      <w:r>
-        <w:t xml:space="preserve"> </w:t>
-      </w:r>
-    </w:p>
-    <w:p>
-      <w:pPr>
-        <w:pBdr>
-          <w:left w:val="single" w:sz="12" w:space="8" w:color="F0A500"/>
-        </w:pBdr>
-        <w:spacing w:after="60" w:line="300" w:lineRule="auto"/>
-        <w:ind w:left="360"/>
+        <w:jc w:val="both"/>
       </w:pPr>
       <w:r>
         <w:rPr>
@@ -172,7 +130,7 @@
           <w:left w:w="10" w:type="dxa"/>
           <w:right w:w="10" w:type="dxa"/>
         </w:tblCellMar>
-        <w:tblLook w:val="0000" w:firstRow="0" w:lastRow="0" w:firstColumn="0" w:lastColumn="0" w:noHBand="0" w:noVBand="0"/>
+        <w:tblLook w:val="04A0" w:firstRow="1" w:lastRow="0" w:firstColumn="1" w:lastColumn="0" w:noHBand="0" w:noVBand="1"/>
       </w:tblPr>
       <w:tblGrid>
         <w:gridCol w:w="4819"/>
@@ -467,16 +425,7 @@
         <w:t>điền sẵn đúng cho bạn</w:t>
       </w:r>
       <w:r>
-        <w:t xml:space="preserve"> —</w:t>
-      </w:r>
-    </w:p>
-    <w:p>
-      <w:pPr>
-        <w:spacing w:after="80" w:line="300" w:lineRule="auto"/>
-        <w:jc w:val="both"/>
-      </w:pPr>
-      <w:r>
-        <w:t>cứ chép nguyên, không phải sửa gì.</w:t>
+        <w:t xml:space="preserve"> — cứ chép nguyên, không phải sửa gì.</w:t>
       </w:r>
     </w:p>
     <w:p>
@@ -544,16 +493,7 @@
         <w:t>This PC</w:t>
       </w:r>
       <w:r>
-        <w:t xml:space="preserve"> xem ổ C hoặc ổ D còn bao nhiêu.</w:t>
-      </w:r>
-    </w:p>
-    <w:p>
-      <w:pPr>
-        <w:spacing w:after="80" w:line="300" w:lineRule="auto"/>
-        <w:jc w:val="both"/>
-      </w:pPr>
-      <w:r>
-        <w:t>Không đủ thì xoá bớt rồi hãy cài.</w:t>
+        <w:t xml:space="preserve"> xem ổ C hoặc ổ D còn bao nhiêu. Không đủ thì xoá bớt rồi hãy cài.</w:t>
       </w:r>
     </w:p>
     <w:p>
@@ -683,7 +623,6 @@
           <w:b/>
           <w:bCs/>
         </w:rPr>
-        <w:lastRenderedPageBreak/>
         <w:t xml:space="preserve">3. </w:t>
       </w:r>
       <w:r>
@@ -1359,14 +1298,8 @@
         <w:t>Manual</w:t>
       </w:r>
       <w:r>
-        <w:t xml:space="preserve"> thành</w:t>
-      </w:r>
-    </w:p>
-    <w:p>
-      <w:pPr>
-        <w:spacing w:after="80" w:line="300" w:lineRule="auto"/>
-        <w:jc w:val="both"/>
-      </w:pPr>
+        <w:t xml:space="preserve"> thành </w:t>
+      </w:r>
       <w:r>
         <w:rPr>
           <w:rFonts w:ascii="Consolas" w:eastAsia="Consolas" w:hAnsi="Consolas" w:cs="Consolas"/>
@@ -1565,6 +1498,7 @@
         <w:jc w:val="both"/>
       </w:pPr>
       <w:r>
+        <w:lastRenderedPageBreak/>
         <w:t xml:space="preserve">» </w:t>
       </w:r>
       <w:r>
@@ -2150,7 +2084,6 @@
           <w:sz w:val="16"/>
           <w:szCs w:val="16"/>
         </w:rPr>
-        <w:lastRenderedPageBreak/>
         <w:t>Restart-Service "MSSQL`$$Ten" -Force</w:t>
       </w:r>
     </w:p>
@@ -2250,6 +2183,7 @@
         <w:jc w:val="both"/>
       </w:pPr>
       <w:r>
+        <w:lastRenderedPageBreak/>
         <w:t xml:space="preserve">» </w:t>
       </w:r>
       <w:r>
@@ -2286,8 +2220,9 @@
         <w:pBdr>
           <w:left w:val="single" w:sz="12" w:space="8" w:color="F0A500"/>
         </w:pBdr>
-        <w:spacing w:after="60" w:line="300" w:lineRule="auto"/>
+        <w:spacing w:after="100" w:line="300" w:lineRule="auto"/>
         <w:ind w:left="360"/>
+        <w:jc w:val="both"/>
       </w:pPr>
       <w:r>
         <w:rPr>
@@ -2313,80 +2248,39 @@
           <w:i/>
           <w:iCs/>
         </w:rPr>
-        <w:t xml:space="preserve"> báo đỏ "Cannot find path ... MSSQL16.KHO_C" thì</w:t>
-      </w:r>
-    </w:p>
-    <w:p>
-      <w:pPr>
-        <w:pBdr>
-          <w:left w:val="single" w:sz="12" w:space="8" w:color="F0A500"/>
-        </w:pBdr>
-        <w:spacing w:after="60" w:line="300" w:lineRule="auto"/>
-        <w:ind w:left="360"/>
-      </w:pPr>
-      <w:r>
-        <w:rPr>
+        <w:t xml:space="preserve"> báo đỏ "Cannot find path ... MSSQL16.KHO_C" thì nghĩa là </w:t>
+      </w:r>
+      <w:r>
+        <w:rPr>
+          <w:b/>
+          <w:bCs/>
           <w:i/>
           <w:iCs/>
         </w:rPr>
-        <w:t xml:space="preserve">nghĩa là </w:t>
-      </w:r>
-      <w:r>
-        <w:rPr>
-          <w:b/>
-          <w:bCs/>
+        <w:t>tên instance bạn đặt không phải `KHO_C`</w:t>
+      </w:r>
+      <w:r>
+        <w:rPr>
           <w:i/>
           <w:iCs/>
         </w:rPr>
-        <w:t>tên instance bạn đặt không phải `KHO_C`</w:t>
-      </w:r>
-      <w:r>
-        <w:rPr>
+        <w:t xml:space="preserve">. Mở </w:t>
+      </w:r>
+      <w:r>
+        <w:rPr>
+          <w:b/>
+          <w:bCs/>
           <w:i/>
           <w:iCs/>
         </w:rPr>
-        <w:t>. Mở</w:t>
-      </w:r>
-    </w:p>
-    <w:p>
-      <w:pPr>
-        <w:pBdr>
-          <w:left w:val="single" w:sz="12" w:space="8" w:color="F0A500"/>
-        </w:pBdr>
-        <w:spacing w:after="60" w:line="300" w:lineRule="auto"/>
-        <w:ind w:left="360"/>
-      </w:pPr>
-      <w:r>
-        <w:rPr>
-          <w:b/>
-          <w:bCs/>
+        <w:t>SQL Server Configuration Manager</w:t>
+      </w:r>
+      <w:r>
+        <w:rPr>
           <w:i/>
           <w:iCs/>
         </w:rPr>
-        <w:t>SQL Server Configuration Manager</w:t>
-      </w:r>
-      <w:r>
-        <w:rPr>
-          <w:i/>
-          <w:iCs/>
-        </w:rPr>
-        <w:t xml:space="preserve"> xem tên thật rồi cài lại cho đúng —</w:t>
-      </w:r>
-    </w:p>
-    <w:p>
-      <w:pPr>
-        <w:pBdr>
-          <w:left w:val="single" w:sz="12" w:space="8" w:color="F0A500"/>
-        </w:pBdr>
-        <w:spacing w:after="60" w:line="300" w:lineRule="auto"/>
-        <w:ind w:left="360"/>
-      </w:pPr>
-      <w:r>
-        <w:rPr>
-          <w:i/>
-          <w:iCs/>
-        </w:rPr>
-        <w:t>các script của nhóm gọi đích danh tên này nên không được đặt khác.</w:t>
+        <w:t xml:space="preserve"> xem tên thật rồi cài lại cho đúng — các script của nhóm gọi đích danh tên này nên không được đặt khác.</w:t>
       </w:r>
     </w:p>
     <w:p>
@@ -2449,16 +2343,7 @@
         <w:t>chuyển hàng giữa hai kho mà không mất hàng giữa chừng</w:t>
       </w:r>
       <w:r>
-        <w:t>.</w:t>
-      </w:r>
-    </w:p>
-    <w:p>
-      <w:pPr>
-        <w:spacing w:after="80" w:line="300" w:lineRule="auto"/>
-        <w:jc w:val="both"/>
-      </w:pPr>
-      <w:r>
-        <w:t>Không mở thì phần quan trọng nhất của đồ án chạy không được.</w:t>
+        <w:t>. Không mở thì phần quan trọng nhất của đồ án chạy không được.</w:t>
       </w:r>
     </w:p>
     <w:p>
@@ -2561,14 +2446,8 @@
         <w:t>My Computer</w:t>
       </w:r>
       <w:r>
-        <w:t xml:space="preserve"> →</w:t>
-      </w:r>
-    </w:p>
-    <w:p>
-      <w:pPr>
-        <w:spacing w:after="80" w:line="300" w:lineRule="auto"/>
-        <w:jc w:val="both"/>
-      </w:pPr>
+        <w:t xml:space="preserve"> → </w:t>
+      </w:r>
       <w:r>
         <w:rPr>
           <w:b/>
@@ -2822,7 +2701,6 @@
           <w:sz w:val="28"/>
           <w:szCs w:val="28"/>
         </w:rPr>
-        <w:lastRenderedPageBreak/>
         <w:t>BƯỚC 7 — Cài ZeroTier và vào mạng của nhóm</w:t>
       </w:r>
     </w:p>
@@ -2991,6 +2869,7 @@
           <w:b/>
           <w:bCs/>
         </w:rPr>
+        <w:lastRenderedPageBreak/>
         <w:t xml:space="preserve">5. </w:t>
       </w:r>
       <w:r>
@@ -3164,16 +3043,7 @@
         <w:t>.\KHO_C</w:t>
       </w:r>
       <w:r>
-        <w:t xml:space="preserve"> (có dấu chấm và dấu gạch chéo ngược) →</w:t>
-      </w:r>
-    </w:p>
-    <w:p>
-      <w:pPr>
-        <w:spacing w:after="80" w:line="300" w:lineRule="auto"/>
-        <w:jc w:val="both"/>
-      </w:pPr>
-      <w:r>
-        <w:t xml:space="preserve">bấm </w:t>
+        <w:t xml:space="preserve"> (có dấu chấm và dấu gạch chéo ngược) → bấm </w:t>
       </w:r>
       <w:r>
         <w:rPr>
@@ -3428,7 +3298,6 @@
         <w:ind w:left="431" w:hanging="316"/>
       </w:pPr>
       <w:r>
-        <w:lastRenderedPageBreak/>
         <w:t xml:space="preserve">[  ]  </w:t>
       </w:r>
       <w:r>
@@ -3575,14 +3444,16 @@
         <w:pBdr>
           <w:left w:val="single" w:sz="12" w:space="8" w:color="F0A500"/>
         </w:pBdr>
-        <w:spacing w:after="60" w:line="300" w:lineRule="auto"/>
+        <w:spacing w:after="100" w:line="300" w:lineRule="auto"/>
         <w:ind w:left="360"/>
+        <w:jc w:val="both"/>
       </w:pPr>
       <w:r>
         <w:rPr>
           <w:i/>
           <w:iCs/>
         </w:rPr>
+        <w:lastRenderedPageBreak/>
         <w:t xml:space="preserve">Tổng thời gian khoảng </w:t>
       </w:r>
       <w:r>
@@ -3599,23 +3470,7 @@
           <w:i/>
           <w:iCs/>
         </w:rPr>
-        <w:t>, phần lớn là ngồi chờ tải và cài.</w:t>
-      </w:r>
-    </w:p>
-    <w:p>
-      <w:pPr>
-        <w:pBdr>
-          <w:left w:val="single" w:sz="12" w:space="8" w:color="F0A500"/>
-        </w:pBdr>
-        <w:spacing w:after="60" w:line="300" w:lineRule="auto"/>
-        <w:ind w:left="360"/>
-      </w:pPr>
-      <w:r>
-        <w:rPr>
-          <w:i/>
-          <w:iCs/>
-        </w:rPr>
-        <w:t>Làm xong ở nhà thì hôm lên lớp chỉ mất 30 phút là cả nhóm demo được.</w:t>
+        <w:t>, phần lớn là ngồi chờ tải và cài. Làm xong ở nhà thì hôm lên lớp chỉ mất 30 phút là cả nhóm demo được.</w:t>
       </w:r>
     </w:p>
     <w:p>
@@ -4038,10 +3893,10 @@
 <file path=word/numbering.xml><?xml version="1.0" encoding="utf-8"?>
 <w:numbering xmlns:wpc="http://schemas.microsoft.com/office/word/2010/wordprocessingCanvas" xmlns:cx="http://schemas.microsoft.com/office/drawing/2014/chartex" xmlns:cx1="http://schemas.microsoft.com/office/drawing/2015/9/8/chartex" xmlns:cx2="http://schemas.microsoft.com/office/drawing/2015/10/21/chartex" xmlns:cx3="http://schemas.microsoft.com/office/drawing/2016/5/9/chartex" xmlns:cx4="http://schemas.microsoft.com/office/drawing/2016/5/10/chartex" xmlns:cx5="http://schemas.microsoft.com/office/drawing/2016/5/11/chartex" xmlns:cx6="http://schemas.microsoft.com/office/drawing/2016/5/12/chartex" xmlns:cx7="http://schemas.microsoft.com/office/drawing/2016/5/13/chartex" xmlns:cx8="http://schemas.microsoft.com/office/drawing/2016/5/14/chartex" xmlns:mc="http://schemas.openxmlformats.org/markup-compatibility/2006" xmlns:aink="http://schemas.microsoft.com/office/drawing/2016/ink" xmlns:am3d="http://schemas.microsoft.com/office/drawing/2017/model3d" xmlns:o="urn:schemas-microsoft-com:office:office" xmlns:oel="http://schemas.microsoft.com/office/2019/extlst" xmlns:r="http://schemas.openxmlformats.org/officeDocument/2006/relationships" xmlns:m="http://schemas.openxmlformats.org/officeDocument/2006/math" xmlns:v="urn:schemas-microsoft-com:vml" xmlns:wp14="http://schemas.microsoft.com/office/word/2010/wordprocessingDrawing" xmlns:wp="http://schemas.openxmlformats.org/drawingml/2006/wordprocessingDrawing" xmlns:w10="urn:schemas-microsoft-com:office:word" xmlns:w="http://schemas.openxmlformats.org/wordprocessingml/2006/main" xmlns:w14="http://schemas.microsoft.com/office/word/2010/wordml" xmlns:w15="http://schemas.microsoft.com/office/word/2012/wordml" xmlns:w16cex="http://schemas.microsoft.com/office/word/2018/wordml/cex" xmlns:w16cid="http://schemas.microsoft.com/office/word/2016/wordml/cid" xmlns:w16="http://schemas.microsoft.com/office/word/2018/wordml" xmlns:w16du="http://schemas.microsoft.com/office/word/2023/wordml/word16du" xmlns:w16sdtdh="http://schemas.microsoft.com/office/word/2020/wordml/sdtdatahash" xmlns:w16sdtfl="http://schemas.microsoft.com/office/word/2024/wordml/sdtformatlock" xmlns:w16se="http://schemas.microsoft.com/office/word/2015/wordml/symex" xmlns:wpg="http://schemas.microsoft.com/office/word/2010/wordprocessingGroup" xmlns:wpi="http://schemas.microsoft.com/office/word/2010/wordprocessingInk" xmlns:wne="http://schemas.microsoft.com/office/word/2006/wordml" xmlns:wps="http://schemas.microsoft.com/office/word/2010/wordprocessingShape" mc:Ignorable="w14 w15 w16se w16cid w16 w16cex w16sdtdh w16sdtfl w16du wp14">
   <w:abstractNum w:abstractNumId="0" w15:restartNumberingAfterBreak="0">
-    <w:nsid w:val="6255324E"/>
+    <w:nsid w:val="7F0007F3"/>
     <w:multiLevelType w:val="hybridMultilevel"/>
-    <w:tmpl w:val="3B7A2876"/>
-    <w:lvl w:ilvl="0" w:tplc="8062AEEC">
+    <w:tmpl w:val="32D43E0C"/>
+    <w:lvl w:ilvl="0" w:tplc="A6242FB0">
       <w:start w:val="1"/>
       <w:numFmt w:val="bullet"/>
       <w:lvlText w:val="●"/>
@@ -4050,7 +3905,7 @@
         <w:ind w:left="720" w:hanging="360"/>
       </w:pPr>
     </w:lvl>
-    <w:lvl w:ilvl="1" w:tplc="1F8EE974">
+    <w:lvl w:ilvl="1" w:tplc="E04EC400">
       <w:start w:val="1"/>
       <w:numFmt w:val="bullet"/>
       <w:lvlText w:val="○"/>
@@ -4059,7 +3914,7 @@
         <w:ind w:left="1440" w:hanging="360"/>
       </w:pPr>
     </w:lvl>
-    <w:lvl w:ilvl="2" w:tplc="8FB81350">
+    <w:lvl w:ilvl="2" w:tplc="E4A2D9E8">
       <w:start w:val="1"/>
       <w:numFmt w:val="bullet"/>
       <w:lvlText w:val="■"/>
@@ -4068,7 +3923,7 @@
         <w:ind w:left="2160" w:hanging="360"/>
       </w:pPr>
     </w:lvl>
-    <w:lvl w:ilvl="3" w:tplc="6BE00400">
+    <w:lvl w:ilvl="3" w:tplc="1DBE73CA">
       <w:start w:val="1"/>
       <w:numFmt w:val="bullet"/>
       <w:lvlText w:val="●"/>
@@ -4077,7 +3932,7 @@
         <w:ind w:left="2880" w:hanging="360"/>
       </w:pPr>
     </w:lvl>
-    <w:lvl w:ilvl="4" w:tplc="B95C9E5C">
+    <w:lvl w:ilvl="4" w:tplc="921A909A">
       <w:start w:val="1"/>
       <w:numFmt w:val="bullet"/>
       <w:lvlText w:val="○"/>
@@ -4086,7 +3941,7 @@
         <w:ind w:left="3600" w:hanging="360"/>
       </w:pPr>
     </w:lvl>
-    <w:lvl w:ilvl="5" w:tplc="B1524E76">
+    <w:lvl w:ilvl="5" w:tplc="F6F607BE">
       <w:start w:val="1"/>
       <w:numFmt w:val="bullet"/>
       <w:lvlText w:val="■"/>
@@ -4095,7 +3950,7 @@
         <w:ind w:left="4320" w:hanging="360"/>
       </w:pPr>
     </w:lvl>
-    <w:lvl w:ilvl="6" w:tplc="8EB4FCDC">
+    <w:lvl w:ilvl="6" w:tplc="5498CDDC">
       <w:start w:val="1"/>
       <w:numFmt w:val="bullet"/>
       <w:lvlText w:val="●"/>
@@ -4104,7 +3959,7 @@
         <w:ind w:left="5040" w:hanging="360"/>
       </w:pPr>
     </w:lvl>
-    <w:lvl w:ilvl="7" w:tplc="4BBE1AB2">
+    <w:lvl w:ilvl="7" w:tplc="04883654">
       <w:start w:val="1"/>
       <w:numFmt w:val="bullet"/>
       <w:lvlText w:val="●"/>
@@ -4113,7 +3968,7 @@
         <w:ind w:left="5760" w:hanging="360"/>
       </w:pPr>
     </w:lvl>
-    <w:lvl w:ilvl="8" w:tplc="95A69EF6">
+    <w:lvl w:ilvl="8" w:tplc="B462A1C6">
       <w:start w:val="1"/>
       <w:numFmt w:val="bullet"/>
       <w:lvlText w:val="●"/>
@@ -4123,7 +3978,7 @@
       </w:pPr>
     </w:lvl>
   </w:abstractNum>
-  <w:num w:numId="1" w16cid:durableId="1030301077">
+  <w:num w:numId="1" w16cid:durableId="484248664">
     <w:abstractNumId w:val="0"/>
     <w:lvlOverride w:ilvl="0">
       <w:startOverride w:val="1"/>

--- a/Do an cuoi ki/GUI_CHO_BAN_KHO_C.docx
+++ b/Do an cuoi ki/GUI_CHO_BAN_KHO_C.docx
@@ -625,6 +625,99 @@
           <w:sz w:val="28"/>
           <w:szCs w:val="28"/>
         </w:rPr>
+        <w:t xml:space="preserve">Về những chỗ có dấu » </w:t>
+      </w:r>
+    </w:p>
+    <w:p>
+      <w:pPr>
+        <w:spacing w:after="60"/>
+      </w:pPr>
+    </w:p>
+    <w:p>
+      <w:pPr>
+        <w:spacing w:after="80" w:line="300" w:lineRule="auto"/>
+        <w:jc w:val="both"/>
+      </w:pPr>
+      <w:r>
+        <w:t xml:space="preserve">Ảnh minh chứng cho cuốn báo cáo </w:t>
+      </w:r>
+      <w:r>
+        <w:rPr>
+          <w:b/>
+          <w:bCs/>
+        </w:rPr>
+        <w:t>nhóm trưởng đã chụp đủ rồi</w:t>
+      </w:r>
+      <w:r>
+        <w:t xml:space="preserve">, bạn không phải chụp để nộp. Những chỗ đánh dấu » dưới đây là </w:t>
+      </w:r>
+      <w:r>
+        <w:rPr>
+          <w:b/>
+          <w:bCs/>
+        </w:rPr>
+        <w:t>chụp gửi nhóm trưởng kiểm tra giùm</w:t>
+      </w:r>
+      <w:r>
+        <w:t xml:space="preserve"> — để bạn ấy soát xem bạn có đặt đúng tên instance, đúng mật khẩu, có bật đúng dịch vụ hay không.</w:t>
+      </w:r>
+    </w:p>
+    <w:p>
+      <w:pPr>
+        <w:spacing w:after="60"/>
+      </w:pPr>
+    </w:p>
+    <w:p>
+      <w:pPr>
+        <w:spacing w:after="80" w:line="300" w:lineRule="auto"/>
+        <w:jc w:val="both"/>
+      </w:pPr>
+      <w:r>
+        <w:t>Phát hiện sai ở nhà thì sửa kịp. Để hôm lên lớp mới lòi ra thì không cứu được, vì cài lại SQL Server mất hơn một tiếng.</w:t>
+      </w:r>
+    </w:p>
+    <w:p>
+      <w:pPr>
+        <w:spacing w:after="60"/>
+      </w:pPr>
+    </w:p>
+    <w:p>
+      <w:pPr>
+        <w:spacing w:after="80" w:line="300" w:lineRule="auto"/>
+        <w:jc w:val="both"/>
+      </w:pPr>
+      <w:r>
+        <w:t xml:space="preserve">Ngại chụp thì thôi cũng được, nhưng </w:t>
+      </w:r>
+      <w:r>
+        <w:rPr>
+          <w:b/>
+          <w:bCs/>
+        </w:rPr>
+        <w:t>bước 8 thì bắt buộc phải gửi</w:t>
+      </w:r>
+      <w:r>
+        <w:t>.</w:t>
+      </w:r>
+    </w:p>
+    <w:p>
+      <w:pPr>
+        <w:spacing w:after="60"/>
+      </w:pPr>
+    </w:p>
+    <w:p>
+      <w:pPr>
+        <w:pStyle w:val="Heading2"/>
+        <w:spacing w:before="220" w:after="120"/>
+      </w:pPr>
+      <w:r>
+        <w:rPr>
+          <w:b/>
+          <w:bCs/>
+          <w:color w:val="1F3864"/>
+          <w:sz w:val="28"/>
+          <w:szCs w:val="28"/>
+        </w:rPr>
         <w:t>Bạn KHÔNG cần chuẩn bị gì thêm</w:t>
       </w:r>
     </w:p>
@@ -1272,6 +1365,7 @@
         <w:jc w:val="both"/>
       </w:pPr>
       <w:r>
+        <w:lastRenderedPageBreak/>
         <w:t>→ Next</w:t>
       </w:r>
     </w:p>
@@ -1546,7 +1640,6 @@
         <w:jc w:val="both"/>
       </w:pPr>
       <w:r>
-        <w:lastRenderedPageBreak/>
         <w:t xml:space="preserve">» </w:t>
       </w:r>
       <w:r>
@@ -2582,6 +2675,7 @@
         <w:jc w:val="both"/>
       </w:pPr>
       <w:r>
+        <w:lastRenderedPageBreak/>
         <w:t xml:space="preserve">Đây là thứ cho phép </w:t>
       </w:r>
       <w:r>
@@ -2872,7 +2966,6 @@
           <w:b/>
           <w:bCs/>
         </w:rPr>
-        <w:lastRenderedPageBreak/>
         <w:t xml:space="preserve">5. </w:t>
       </w:r>
       <w:r>
@@ -2914,10 +3007,10 @@
           <w:b/>
           <w:bCs/>
         </w:rPr>
-        <w:t>CHỤP MÀN HÌNH TAB SECURITY NÀY</w:t>
-      </w:r>
-      <w:r>
-        <w:t xml:space="preserve"> — dùng cho báo cáo.</w:t>
+        <w:t>Chụp tab Security này</w:t>
+      </w:r>
+      <w:r>
+        <w:t xml:space="preserve"> gửi nhóm trưởng — đây là chỗ hay tick thiếu nhất.</w:t>
       </w:r>
     </w:p>
     <w:p>
@@ -3276,6 +3369,7 @@
         <w:jc w:val="both"/>
       </w:pPr>
       <w:r>
+        <w:lastRenderedPageBreak/>
         <w:t xml:space="preserve">» </w:t>
       </w:r>
       <w:r>
@@ -3317,7 +3411,7 @@
           <w:sz w:val="28"/>
           <w:szCs w:val="28"/>
         </w:rPr>
-        <w:t>BƯỚC 8 — Báo lại cho nhóm trưởng</w:t>
+        <w:t>BƯỚC 8 — Báo lại cho nhóm trưởng BẮT BUỘC</w:t>
       </w:r>
     </w:p>
     <w:p>
@@ -3427,7 +3521,6 @@
         <w:jc w:val="both"/>
       </w:pPr>
       <w:r>
-        <w:lastRenderedPageBreak/>
         <w:t xml:space="preserve">Gửi nhóm trưởng </w:t>
       </w:r>
       <w:r>
@@ -3487,7 +3580,7 @@
           <w:sz w:val="16"/>
           <w:szCs w:val="16"/>
         </w:rPr>
-        <w:t>3. Anh chup cac buoc co dau may anh o tren</w:t>
+        <w:t>3. Anh chup cac buoc o tren (neu co, de nhom truong soat giup)</w:t>
       </w:r>
     </w:p>
     <w:p>
@@ -4166,6 +4259,7 @@
         <w:ind w:left="431" w:hanging="316"/>
       </w:pPr>
       <w:r>
+        <w:lastRenderedPageBreak/>
         <w:t xml:space="preserve">[  ]  </w:t>
       </w:r>
       <w:r>
@@ -4887,10 +4981,10 @@
 <file path=word/numbering.xml><?xml version="1.0" encoding="utf-8"?>
 <w:numbering xmlns:wpc="http://schemas.microsoft.com/office/word/2010/wordprocessingCanvas" xmlns:cx="http://schemas.microsoft.com/office/drawing/2014/chartex" xmlns:cx1="http://schemas.microsoft.com/office/drawing/2015/9/8/chartex" xmlns:cx2="http://schemas.microsoft.com/office/drawing/2015/10/21/chartex" xmlns:cx3="http://schemas.microsoft.com/office/drawing/2016/5/9/chartex" xmlns:cx4="http://schemas.microsoft.com/office/drawing/2016/5/10/chartex" xmlns:cx5="http://schemas.microsoft.com/office/drawing/2016/5/11/chartex" xmlns:cx6="http://schemas.microsoft.com/office/drawing/2016/5/12/chartex" xmlns:cx7="http://schemas.microsoft.com/office/drawing/2016/5/13/chartex" xmlns:cx8="http://schemas.microsoft.com/office/drawing/2016/5/14/chartex" xmlns:mc="http://schemas.openxmlformats.org/markup-compatibility/2006" xmlns:aink="http://schemas.microsoft.com/office/drawing/2016/ink" xmlns:am3d="http://schemas.microsoft.com/office/drawing/2017/model3d" xmlns:o="urn:schemas-microsoft-com:office:office" xmlns:oel="http://schemas.microsoft.com/office/2019/extlst" xmlns:r="http://schemas.openxmlformats.org/officeDocument/2006/relationships" xmlns:m="http://schemas.openxmlformats.org/officeDocument/2006/math" xmlns:v="urn:schemas-microsoft-com:vml" xmlns:wp14="http://schemas.microsoft.com/office/word/2010/wordprocessingDrawing" xmlns:wp="http://schemas.openxmlformats.org/drawingml/2006/wordprocessingDrawing" xmlns:w10="urn:schemas-microsoft-com:office:word" xmlns:w="http://schemas.openxmlformats.org/wordprocessingml/2006/main" xmlns:w14="http://schemas.microsoft.com/office/word/2010/wordml" xmlns:w15="http://schemas.microsoft.com/office/word/2012/wordml" xmlns:w16cex="http://schemas.microsoft.com/office/word/2018/wordml/cex" xmlns:w16cid="http://schemas.microsoft.com/office/word/2016/wordml/cid" xmlns:w16="http://schemas.microsoft.com/office/word/2018/wordml" xmlns:w16du="http://schemas.microsoft.com/office/word/2023/wordml/word16du" xmlns:w16sdtdh="http://schemas.microsoft.com/office/word/2020/wordml/sdtdatahash" xmlns:w16sdtfl="http://schemas.microsoft.com/office/word/2024/wordml/sdtformatlock" xmlns:w16se="http://schemas.microsoft.com/office/word/2015/wordml/symex" xmlns:wpg="http://schemas.microsoft.com/office/word/2010/wordprocessingGroup" xmlns:wpi="http://schemas.microsoft.com/office/word/2010/wordprocessingInk" xmlns:wne="http://schemas.microsoft.com/office/word/2006/wordml" xmlns:wps="http://schemas.microsoft.com/office/word/2010/wordprocessingShape" mc:Ignorable="w14 w15 w16se w16cid w16 w16cex w16sdtdh w16sdtfl w16du wp14">
   <w:abstractNum w:abstractNumId="0" w15:restartNumberingAfterBreak="0">
-    <w:nsid w:val="26873002"/>
+    <w:nsid w:val="19DD7840"/>
     <w:multiLevelType w:val="hybridMultilevel"/>
-    <w:tmpl w:val="104E0520"/>
-    <w:lvl w:ilvl="0" w:tplc="DBAC1692">
+    <w:tmpl w:val="0458F0A6"/>
+    <w:lvl w:ilvl="0" w:tplc="B532AE58">
       <w:start w:val="1"/>
       <w:numFmt w:val="bullet"/>
       <w:lvlText w:val="●"/>
@@ -4899,7 +4993,7 @@
         <w:ind w:left="720" w:hanging="360"/>
       </w:pPr>
     </w:lvl>
-    <w:lvl w:ilvl="1" w:tplc="5FAE14C6">
+    <w:lvl w:ilvl="1" w:tplc="0BA413F4">
       <w:start w:val="1"/>
       <w:numFmt w:val="bullet"/>
       <w:lvlText w:val="○"/>
@@ -4908,7 +5002,7 @@
         <w:ind w:left="1440" w:hanging="360"/>
       </w:pPr>
     </w:lvl>
-    <w:lvl w:ilvl="2" w:tplc="3A16EE9E">
+    <w:lvl w:ilvl="2" w:tplc="DC2E6EA0">
       <w:start w:val="1"/>
       <w:numFmt w:val="bullet"/>
       <w:lvlText w:val="■"/>
@@ -4917,7 +5011,7 @@
         <w:ind w:left="2160" w:hanging="360"/>
       </w:pPr>
     </w:lvl>
-    <w:lvl w:ilvl="3" w:tplc="DBA4A1C0">
+    <w:lvl w:ilvl="3" w:tplc="8CBEC70C">
       <w:start w:val="1"/>
       <w:numFmt w:val="bullet"/>
       <w:lvlText w:val="●"/>
@@ -4926,7 +5020,7 @@
         <w:ind w:left="2880" w:hanging="360"/>
       </w:pPr>
     </w:lvl>
-    <w:lvl w:ilvl="4" w:tplc="B93EFCFE">
+    <w:lvl w:ilvl="4" w:tplc="D408F91E">
       <w:start w:val="1"/>
       <w:numFmt w:val="bullet"/>
       <w:lvlText w:val="○"/>
@@ -4935,7 +5029,7 @@
         <w:ind w:left="3600" w:hanging="360"/>
       </w:pPr>
     </w:lvl>
-    <w:lvl w:ilvl="5" w:tplc="609A55DC">
+    <w:lvl w:ilvl="5" w:tplc="BEF2FD9C">
       <w:start w:val="1"/>
       <w:numFmt w:val="bullet"/>
       <w:lvlText w:val="■"/>
@@ -4944,7 +5038,7 @@
         <w:ind w:left="4320" w:hanging="360"/>
       </w:pPr>
     </w:lvl>
-    <w:lvl w:ilvl="6" w:tplc="65EC9390">
+    <w:lvl w:ilvl="6" w:tplc="DAD6EA1E">
       <w:start w:val="1"/>
       <w:numFmt w:val="bullet"/>
       <w:lvlText w:val="●"/>
@@ -4953,7 +5047,7 @@
         <w:ind w:left="5040" w:hanging="360"/>
       </w:pPr>
     </w:lvl>
-    <w:lvl w:ilvl="7" w:tplc="7BE68956">
+    <w:lvl w:ilvl="7" w:tplc="2AF2CD5C">
       <w:start w:val="1"/>
       <w:numFmt w:val="bullet"/>
       <w:lvlText w:val="●"/>
@@ -4962,7 +5056,7 @@
         <w:ind w:left="5760" w:hanging="360"/>
       </w:pPr>
     </w:lvl>
-    <w:lvl w:ilvl="8" w:tplc="323811D6">
+    <w:lvl w:ilvl="8" w:tplc="FCF60CB6">
       <w:start w:val="1"/>
       <w:numFmt w:val="bullet"/>
       <w:lvlText w:val="●"/>
@@ -4972,7 +5066,7 @@
       </w:pPr>
     </w:lvl>
   </w:abstractNum>
-  <w:num w:numId="1" w16cid:durableId="2083747560">
+  <w:num w:numId="1" w16cid:durableId="2132553752">
     <w:abstractNumId w:val="0"/>
     <w:lvlOverride w:ilvl="0">
       <w:startOverride w:val="1"/>
